--- a/public/downloads/client-packet/docx/05_CommunityBridge_Data_Flow_Summary.docx
+++ b/public/downloads/client-packet/docx/05_CommunityBridge_Data_Flow_Summary.docx
@@ -11,7 +11,7 @@
         <w:rPr>
           <w:color w:val="0F172A"/>
         </w:rPr>
-        <w:t>BuddyBoard Data Flow Summary</w:t>
+        <w:t>CommunityBridge Data Flow Summary</w:t>
       </w:r>
     </w:p>
     <w:p>
@@ -65,7 +65,7 @@
     </w:p>
     <w:p>
       <w:r>
-        <w:t>BuddyBoard is presented as a communication and coordination platform with mobile and web-facing surfaces, user authentication, role-based experiences, messaging, directories, notifications, uploads, and administrative workflows. The exact production architecture should be confirmed before external distribution.</w:t>
+        <w:t>CommunityBridge is presented as a communication and operations platform with mobile and web-facing surfaces, role-based experiences, invite and approval-aware authentication, messaging, directories, scheduling, reporting, uploads, and administrative workflows. The exact production architecture should be confirmed before external distribution.</w:t>
       </w:r>
     </w:p>
     <w:p>
@@ -220,7 +220,7 @@
                 <w:color w:val="0F172A"/>
                 <w:sz w:val="19"/>
               </w:rPr>
-              <w:t>Parent, therapist, staff member, or admin opens BuddyBoard on mobile or web.</w:t>
+              <w:t>Parent, therapist, staff member, or admin opens CommunityBridge on mobile or web.</w:t>
             </w:r>
           </w:p>
         </w:tc>
@@ -285,7 +285,7 @@
                 <w:color w:val="0F172A"/>
                 <w:sz w:val="19"/>
               </w:rPr>
-              <w:t>User signs in and navigates role-based screens, chats, memos, directories, and settings.</w:t>
+              <w:t>User signs in with organization-issued credentials, invite flow, or approval-link flow and navigates role-based screens.</w:t>
             </w:r>
           </w:p>
         </w:tc>
@@ -350,7 +350,7 @@
                 <w:color w:val="0F172A"/>
                 <w:sz w:val="19"/>
               </w:rPr>
-              <w:t>The app exchanges data for authentication, posts, messaging, notifications, uploads, and admin actions.</w:t>
+              <w:t>The app exchanges data for authentication, posts, messaging, scheduling, reporting, notifications, uploads, and admin actions.</w:t>
             </w:r>
           </w:p>
         </w:tc>
@@ -415,7 +415,7 @@
                 <w:color w:val="0F172A"/>
                 <w:sz w:val="19"/>
               </w:rPr>
-              <w:t>Data is stored and retrieved according to the deployed environment and configuration.</w:t>
+              <w:t>Data such as learner records, schedules, report summaries, billing exports, and invite metadata is stored and retrieved according to the deployed environment and configuration.</w:t>
             </w:r>
           </w:p>
         </w:tc>
@@ -547,7 +547,7 @@
         <w:spacing w:after="60"/>
       </w:pPr>
       <w:r>
-        <w:t>What user types access the system?</w:t>
+        <w:t>What user types access the system, and what data does each role see?</w:t>
       </w:r>
     </w:p>
     <w:p>
@@ -556,7 +556,7 @@
         <w:spacing w:after="60"/>
       </w:pPr>
       <w:r>
-        <w:t>What kinds of communication and records flow through the system?</w:t>
+        <w:t>What kinds of communication, scheduling, reporting, and billing-related records flow through the system?</w:t>
       </w:r>
     </w:p>
     <w:p>
